--- a/proyecto reducido.docx
+++ b/proyecto reducido.docx
@@ -218,11 +218,19 @@
     <w:p/>
     <w:p>
       <w:r>
-        <w:t>La Jefatura debe desempeñar un rol integrador que trascienda la coordinación técnica. Su responsabilidad central consiste en combinar conocimientos técnicos con planificación, conducción de equipos y administración de recursos, generando condiciones para desarrollar software de manera previsible, colaborativa y sostenible, promoviendo la integración humana, la reutilización del conocimiento, la adopción responsable de nuevas tecnologías y la mejora continua de procedimientos, alineando decisiones tecnológicas a los objetivos institucionales y al régimen administrativo.</w:t>
-      </w:r>
-    </w:p>
-    <w:p/>
-    <w:p>
+        <w:t xml:space="preserve">La Jefatura debe desempeñar un rol integrador que trascienda la coordinación técnica. Su responsabilidad central consiste en combinar conocimientos técnicos con planificación, conducción de equipos y administración de recursos, generando condiciones para desarrollar software de manera previsible, colaborativa y sostenible. En este marco, promoverá la integración humana, la reutilización del conocimiento y la adopción responsable de nuevas tecnologías, consolidando la optimización de los procedimientos organizacionales como la columna vertebral que asegure que el código no solo funcione, sino que sea escalable, seguro y </w:t>
+      </w:r>
+      <w:r>
+        <w:lastRenderedPageBreak/>
+        <w:t>responda a las necesidades de las diferentes gestiones, presente y futura, alineando decisiones tecnológicas a los objetivos institucional</w:t>
+      </w:r>
+      <w:r>
+        <w:t>es y al régimen administrativo.</w:t>
+      </w:r>
+    </w:p>
+    <w:p>
+      <w:bookmarkStart w:id="0" w:name="_GoBack"/>
+      <w:bookmarkEnd w:id="0"/>
       <w:r>
         <w:t>El Departamento actúa en un entorno dinámico caracterizado por la coexistencia de sistemas de distinta antigüedad, múltiples requerimientos simultáneos, recursos limitados y demanda creciente de soluciones digitales. Frente a esta realidad, la respuesta no es limitarse a solicitar mayores recursos, sino fortalecer la organización del trabajo actual, establecer criterios comunes y consolidar una cultura de mejora continua.</w:t>
       </w:r>
@@ -342,7 +350,6 @@
           <w:b/>
           <w:bCs/>
         </w:rPr>
-        <w:lastRenderedPageBreak/>
         <w:t>2.2 Análisis FODA</w:t>
       </w:r>
     </w:p>
@@ -902,7 +909,7 @@
     </w:p>
     <w:p>
       <w:r>
-        <w:t>El crecimiento sostenido del Departamento hace necesario reducir la dependencia de prácticas individuales y avanzar hacia procedimientos institucionales homogéneos. Toda actividad recurrente deberá encontrarse respaldada por procedimientos claros que permitan garantizar continuidad, previsibilidad y calidad, simplificando el trabajo cotidiano y asegurando la continuidad operativa.</w:t>
+        <w:t>El crecimiento sostenido del Departamento exige que los procedimientos organizacionales constituyan la columna vertebral del área, asegurando que el código no solo funcione en la coyuntura, sino que sea técnicamente escalable, seguro frente a vulnerabilidades y sostenible a lo largo del tiempo. Toda actividad recurrente deberá respaldarse en estándares claros que garanticen previsibilidad y respuesta efectiva ante las demandas de la gestión presente y futura.</w:t>
       </w:r>
     </w:p>
     <w:p/>
@@ -1011,8 +1018,6 @@
         </w:rPr>
         <w:t>4. OBJETIVOS DEL PLAN DE TRABAJO</w:t>
       </w:r>
-      <w:bookmarkStart w:id="0" w:name="_GoBack"/>
-      <w:bookmarkEnd w:id="0"/>
     </w:p>
     <w:p>
       <w:r>
@@ -6427,24 +6432,13 @@
       </w:pPr>
     </w:p>
     <w:p>
-      <w:pPr>
-        <w:pStyle w:val="Ttulo1"/>
-        <w:rPr>
-          <w:sz w:val="22"/>
-          <w:szCs w:val="22"/>
-        </w:rPr>
-      </w:pPr>
-      <w:r>
-        <w:rPr>
-          <w:rFonts w:eastAsia="Times New Roman"/>
-          <w:color w:val="auto"/>
-          <w:sz w:val="22"/>
-          <w:szCs w:val="22"/>
-        </w:rPr>
-        <w:t>En este sentido, la propuesta busca consolidar un Departamento capaz de desarrollar soluciones informáticas seguras, sostenibles y de calidad, preservando el conocimiento institucional y generando valor para la Administración Municipal y la comunidad.</w:t>
-      </w:r>
-    </w:p>
-    <w:p/>
+      <w:r>
+        <w:rPr>
+          <w:rFonts w:eastAsia="Times New Roman"/>
+        </w:rPr>
+        <w:t>En este sentido, la propuesta presentada busca consolidar la optimización de los procedimientos organizacionales como la columna vertebral del Departamento, asegurando que el código no solo funcione, sino que sea escalable, seguro y responda de manera sostenida a las exigencias de las diferentes gestiones, presente y futura, preservando el conocimiento institucional y generando valor permanente para la Administración Municipal y la comunidad.</w:t>
+      </w:r>
+    </w:p>
     <w:sectPr>
       <w:pgSz w:w="11906" w:h="16838"/>
       <w:pgMar w:top="1701" w:right="850" w:bottom="850" w:left="1701" w:header="708" w:footer="708" w:gutter="0"/>
